--- a/Pregrado/Trabajo de grado 3/Clases/Recursos/ACAs/Parcial 2 (21%) - guia del cuestionario.docx
+++ b/Pregrado/Trabajo de grado 3/Clases/Recursos/ACAs/Parcial 2 (21%) - guia del cuestionario.docx
@@ -794,7 +794,7 @@
           <w:color w:val="2B2B2B"/>
           <w:sz w:val="22"/>
         </w:rPr>
-        <w:t xml:space="preserve">Temario trabajado en clase </w:t>
+        <w:t xml:space="preserve">Sesiones </w:t>
       </w:r>
       <w:r>
         <w:rPr>
@@ -803,7 +803,7 @@
           <w:color w:val="2B2B2B"/>
           <w:sz w:val="22"/>
         </w:rPr>
-        <w:t>hasta el cierre</w:t>
+        <w:t>ya dictadas</w:t>
       </w:r>
       <w:r>
         <w:rPr>
@@ -812,7 +812,7 @@
           <w:color w:val="2B2B2B"/>
           <w:sz w:val="22"/>
         </w:rPr>
-        <w:t xml:space="preserve"> (13/10/2026):</w:t>
+        <w:t xml:space="preserve"> cuando cierra este cuestionario (13/10/2026) — eso es lo que entra:</w:t>
       </w:r>
     </w:p>
     <w:p>
@@ -1000,9 +1000,44 @@
       </w:r>
     </w:p>
     <w:p>
-      <w:pPr>
-        <w:pStyle w:val="ListBullet"/>
-      </w:pPr>
+      <w:r>
+        <w:rPr>
+          <w:rFonts w:ascii="Calibri" w:hAnsi="Calibri"/>
+          <w:b/>
+          <w:color w:val="2B2B2B"/>
+          <w:sz w:val="22"/>
+        </w:rPr>
+        <w:t>Nuevo desde el cierre de Quiz 2</w:t>
+      </w:r>
+      <w:r>
+        <w:rPr>
+          <w:rFonts w:ascii="Calibri" w:hAnsi="Calibri"/>
+          <w:b w:val="0"/>
+          <w:color w:val="2B2B2B"/>
+          <w:sz w:val="22"/>
+        </w:rPr>
+        <w:t xml:space="preserve"> (29/09/2026): Sesión 08, Sesión 09. Lo anterior sigue siendo base — el curso es acumulativo.</w:t>
+      </w:r>
+    </w:p>
+    <w:p>
+      <w:r>
+        <w:rPr>
+          <w:rFonts w:ascii="Calibri" w:hAnsi="Calibri"/>
+          <w:b/>
+          <w:color w:val="2B2B2B"/>
+          <w:sz w:val="22"/>
+        </w:rPr>
+        <w:t>Lo que NO entra:</w:t>
+      </w:r>
+      <w:r>
+        <w:rPr>
+          <w:rFonts w:ascii="Calibri" w:hAnsi="Calibri"/>
+          <w:b w:val="0"/>
+          <w:color w:val="2B2B2B"/>
+          <w:sz w:val="22"/>
+        </w:rPr>
+        <w:t xml:space="preserve"> la </w:t>
+      </w:r>
       <w:r>
         <w:rPr>
           <w:rFonts w:ascii="Calibri" w:hAnsi="Calibri"/>
@@ -1019,10 +1054,8 @@
           <w:color w:val="2B2B2B"/>
           <w:sz w:val="22"/>
         </w:rPr>
-        <w:t xml:space="preserve"> (13/10/2026) — Resumen, palabras clave UNESCO, conclusiones y referencias</w:t>
+        <w:t xml:space="preserve"> (13/10/2026 — Resumen, palabras clave UNESCO, conclusiones y referencias) se dicta </w:t>
       </w:r>
-    </w:p>
-    <w:p>
       <w:r>
         <w:rPr>
           <w:rFonts w:ascii="Calibri" w:hAnsi="Calibri"/>
@@ -1030,7 +1063,7 @@
           <w:color w:val="2B2B2B"/>
           <w:sz w:val="22"/>
         </w:rPr>
-        <w:t>Nuevo desde el cierre de Quiz 2</w:t>
+        <w:t>el mismo día</w:t>
       </w:r>
       <w:r>
         <w:rPr>
@@ -1039,7 +1072,43 @@
           <w:color w:val="2B2B2B"/>
           <w:sz w:val="22"/>
         </w:rPr>
-        <w:t xml:space="preserve"> (29/09/2026): Sesión 09, Sesión 10. Lo anterior sigue siendo base — el curso es acumulativo.</w:t>
+        <w:t xml:space="preserve"> en que cierra el cuestionario, así que su tema </w:t>
+      </w:r>
+      <w:r>
+        <w:rPr>
+          <w:rFonts w:ascii="Calibri" w:hAnsi="Calibri"/>
+          <w:b/>
+          <w:color w:val="2B2B2B"/>
+          <w:sz w:val="22"/>
+        </w:rPr>
+        <w:t>queda fuera</w:t>
+      </w:r>
+      <w:r>
+        <w:rPr>
+          <w:rFonts w:ascii="Calibri" w:hAnsi="Calibri"/>
+          <w:b w:val="0"/>
+          <w:color w:val="2B2B2B"/>
+          <w:sz w:val="22"/>
+        </w:rPr>
+        <w:t xml:space="preserve">: no se te pregunta algo que todavía no has visto en clase. Ese tema entra en </w:t>
+      </w:r>
+      <w:r>
+        <w:rPr>
+          <w:rFonts w:ascii="Calibri" w:hAnsi="Calibri"/>
+          <w:b/>
+          <w:color w:val="2B2B2B"/>
+          <w:sz w:val="22"/>
+        </w:rPr>
+        <w:t>Quiz 3</w:t>
+      </w:r>
+      <w:r>
+        <w:rPr>
+          <w:rFonts w:ascii="Calibri" w:hAnsi="Calibri"/>
+          <w:b w:val="0"/>
+          <w:color w:val="2B2B2B"/>
+          <w:sz w:val="22"/>
+        </w:rPr>
+        <w:t>.</w:t>
       </w:r>
     </w:p>
     <w:p>
@@ -1577,7 +1646,25 @@
           <w:color w:val="2B2B2B"/>
           <w:sz w:val="22"/>
         </w:rPr>
-        <w:t>Repasa el deck y tus apuntes de cada sesión (</w:t>
+        <w:t xml:space="preserve">Estudia </w:t>
+      </w:r>
+      <w:r>
+        <w:rPr>
+          <w:rFonts w:ascii="Calibri" w:hAnsi="Calibri"/>
+          <w:b/>
+          <w:color w:val="2B2B2B"/>
+          <w:sz w:val="22"/>
+        </w:rPr>
+        <w:t>lo que está en el punto 3, y solo eso</w:t>
+      </w:r>
+      <w:r>
+        <w:rPr>
+          <w:rFonts w:ascii="Calibri" w:hAnsi="Calibri"/>
+          <w:b w:val="0"/>
+          <w:color w:val="2B2B2B"/>
+          <w:sz w:val="22"/>
+        </w:rPr>
+        <w:t>: el alcance del cuestionario son esas sesiones. Ten a mano el deck y tus apuntes de cada una (</w:t>
       </w:r>
       <w:r>
         <w:rPr>
@@ -1604,20 +1691,11 @@
       <w:r>
         <w:rPr>
           <w:rFonts w:ascii="Calibri" w:hAnsi="Calibri"/>
-          <w:b w:val="0"/>
-          <w:color w:val="2B2B2B"/>
-          <w:sz w:val="22"/>
-        </w:rPr>
-        <w:t xml:space="preserve">Ten a mano la </w:t>
-      </w:r>
-      <w:r>
-        <w:rPr>
-          <w:rFonts w:ascii="Calibri" w:hAnsi="Calibri"/>
           <w:b/>
           <w:color w:val="2B2B2B"/>
           <w:sz w:val="22"/>
         </w:rPr>
-        <w:t>lectura autónoma de la Sesión 01</w:t>
+        <w:t>Lectura autónoma de la Sesión 01</w:t>
       </w:r>
       <w:r>
         <w:rPr>
@@ -1626,7 +1704,7 @@
           <w:color w:val="2B2B2B"/>
           <w:sz w:val="22"/>
         </w:rPr>
-        <w:t xml:space="preserve"> (casos de éxito · retomar el proyecto · contexto y planteamiento).</w:t>
+        <w:t xml:space="preserve"> (U1–U2 · casos de éxito · retomar el proyecto · contexto y planteamiento): ten a la vista el contexto y el planteamiento que ya escribiste.</w:t>
       </w:r>
     </w:p>
     <w:p>
@@ -1636,11 +1714,20 @@
       <w:r>
         <w:rPr>
           <w:rFonts w:ascii="Calibri" w:hAnsi="Calibri"/>
+          <w:b/>
+          <w:color w:val="2B2B2B"/>
+          <w:sz w:val="22"/>
+        </w:rPr>
+        <w:t>Sesión 02 — Formulación de pregunta, objetivos y título:</w:t>
+      </w:r>
+      <w:r>
+        <w:rPr>
+          <w:rFonts w:ascii="Calibri" w:hAnsi="Calibri"/>
           <w:b w:val="0"/>
           <w:color w:val="2B2B2B"/>
           <w:sz w:val="22"/>
         </w:rPr>
-        <w:t xml:space="preserve">Ten claras las </w:t>
+        <w:t xml:space="preserve"> Formula </w:t>
       </w:r>
       <w:r>
         <w:rPr>
@@ -1649,7 +1736,7 @@
           <w:color w:val="2B2B2B"/>
           <w:sz w:val="22"/>
         </w:rPr>
-        <w:t>partes del artículo científico</w:t>
+        <w:t>pregunta, objetivos y título</w:t>
       </w:r>
       <w:r>
         <w:rPr>
@@ -1658,7 +1745,25 @@
           <w:color w:val="2B2B2B"/>
           <w:sz w:val="22"/>
         </w:rPr>
-        <w:t xml:space="preserve"> (resumen, introducción, referentes, metodología, resultados, discusión, conclusiones) y qué va en cada una.</w:t>
+        <w:t xml:space="preserve"> e identifica las </w:t>
+      </w:r>
+      <w:r>
+        <w:rPr>
+          <w:rFonts w:ascii="Calibri" w:hAnsi="Calibri"/>
+          <w:b/>
+          <w:color w:val="2B2B2B"/>
+          <w:sz w:val="22"/>
+        </w:rPr>
+        <w:t>variables</w:t>
+      </w:r>
+      <w:r>
+        <w:rPr>
+          <w:rFonts w:ascii="Calibri" w:hAnsi="Calibri"/>
+          <w:b w:val="0"/>
+          <w:color w:val="2B2B2B"/>
+          <w:sz w:val="22"/>
+        </w:rPr>
+        <w:t xml:space="preserve"> que aparecen en la pregunta-problema.</w:t>
       </w:r>
     </w:p>
     <w:p>
@@ -1668,11 +1773,20 @@
       <w:r>
         <w:rPr>
           <w:rFonts w:ascii="Calibri" w:hAnsi="Calibri"/>
+          <w:b/>
+          <w:color w:val="2B2B2B"/>
+          <w:sz w:val="22"/>
+        </w:rPr>
+        <w:t>Sesión 03 — Estructura del artículo · taller de introducción:</w:t>
+      </w:r>
+      <w:r>
+        <w:rPr>
+          <w:rFonts w:ascii="Calibri" w:hAnsi="Calibri"/>
           <w:b w:val="0"/>
           <w:color w:val="2B2B2B"/>
           <w:sz w:val="22"/>
         </w:rPr>
-        <w:t xml:space="preserve">Repasa </w:t>
+        <w:t xml:space="preserve"> Ten clara la </w:t>
       </w:r>
       <w:r>
         <w:rPr>
@@ -1681,7 +1795,7 @@
           <w:color w:val="2B2B2B"/>
           <w:sz w:val="22"/>
         </w:rPr>
-        <w:t>APA 7</w:t>
+        <w:t>estructura del artículo</w:t>
       </w:r>
       <w:r>
         <w:rPr>
@@ -1690,7 +1804,325 @@
           <w:color w:val="2B2B2B"/>
           <w:sz w:val="22"/>
         </w:rPr>
-        <w:t xml:space="preserve"> (cita, referencia, parafraseo) y qué cuenta como plagio.</w:t>
+        <w:t xml:space="preserve"> y qué va en la introducción: contexto, problema, pregunta y objetivos.</w:t>
+      </w:r>
+    </w:p>
+    <w:p>
+      <w:pPr>
+        <w:pStyle w:val="ListBullet"/>
+      </w:pPr>
+      <w:r>
+        <w:rPr>
+          <w:rFonts w:ascii="Calibri" w:hAnsi="Calibri"/>
+          <w:b/>
+          <w:color w:val="2B2B2B"/>
+          <w:sz w:val="22"/>
+        </w:rPr>
+        <w:t>Sesión 04 — Fase I de referentes de investigación:</w:t>
+      </w:r>
+      <w:r>
+        <w:rPr>
+          <w:rFonts w:ascii="Calibri" w:hAnsi="Calibri"/>
+          <w:b w:val="0"/>
+          <w:color w:val="2B2B2B"/>
+          <w:sz w:val="22"/>
+        </w:rPr>
+        <w:t xml:space="preserve"> Ten claro qué es un </w:t>
+      </w:r>
+      <w:r>
+        <w:rPr>
+          <w:rFonts w:ascii="Calibri" w:hAnsi="Calibri"/>
+          <w:b/>
+          <w:color w:val="2B2B2B"/>
+          <w:sz w:val="22"/>
+        </w:rPr>
+        <w:t>referente</w:t>
+      </w:r>
+      <w:r>
+        <w:rPr>
+          <w:rFonts w:ascii="Calibri" w:hAnsi="Calibri"/>
+          <w:b w:val="0"/>
+          <w:color w:val="2B2B2B"/>
+          <w:sz w:val="22"/>
+        </w:rPr>
+        <w:t xml:space="preserve"> (Fase I) y cómo se elige: pertinencia, vigencia y relación con tu pregunta.</w:t>
+      </w:r>
+    </w:p>
+    <w:p>
+      <w:pPr>
+        <w:pStyle w:val="ListBullet"/>
+      </w:pPr>
+      <w:r>
+        <w:rPr>
+          <w:rFonts w:ascii="Calibri" w:hAnsi="Calibri"/>
+          <w:b/>
+          <w:color w:val="2B2B2B"/>
+          <w:sz w:val="22"/>
+        </w:rPr>
+        <w:t>Sesión 05 — Diseño de instrumento · desarrollo metodológico:</w:t>
+      </w:r>
+      <w:r>
+        <w:rPr>
+          <w:rFonts w:ascii="Calibri" w:hAnsi="Calibri"/>
+          <w:b w:val="0"/>
+          <w:color w:val="2B2B2B"/>
+          <w:sz w:val="22"/>
+        </w:rPr>
+        <w:t xml:space="preserve"> Ten claro qué </w:t>
+      </w:r>
+      <w:r>
+        <w:rPr>
+          <w:rFonts w:ascii="Calibri" w:hAnsi="Calibri"/>
+          <w:b/>
+          <w:color w:val="2B2B2B"/>
+          <w:sz w:val="22"/>
+        </w:rPr>
+        <w:t>instrumento</w:t>
+      </w:r>
+      <w:r>
+        <w:rPr>
+          <w:rFonts w:ascii="Calibri" w:hAnsi="Calibri"/>
+          <w:b w:val="0"/>
+          <w:color w:val="2B2B2B"/>
+          <w:sz w:val="22"/>
+        </w:rPr>
+        <w:t xml:space="preserve"> (o prototipado / obra-creación) diseñaste, qué mide y cómo encaja en tu ruta metodológica.</w:t>
+      </w:r>
+    </w:p>
+    <w:p>
+      <w:pPr>
+        <w:pStyle w:val="ListBullet"/>
+      </w:pPr>
+      <w:r>
+        <w:rPr>
+          <w:rFonts w:ascii="Calibri" w:hAnsi="Calibri"/>
+          <w:b/>
+          <w:color w:val="2B2B2B"/>
+          <w:sz w:val="22"/>
+        </w:rPr>
+        <w:t>Sesión 06 — Comunidades de práctica y co-creación:</w:t>
+      </w:r>
+      <w:r>
+        <w:rPr>
+          <w:rFonts w:ascii="Calibri" w:hAnsi="Calibri"/>
+          <w:b w:val="0"/>
+          <w:color w:val="2B2B2B"/>
+          <w:sz w:val="22"/>
+        </w:rPr>
+        <w:t xml:space="preserve"> Ten claro qué es una </w:t>
+      </w:r>
+      <w:r>
+        <w:rPr>
+          <w:rFonts w:ascii="Calibri" w:hAnsi="Calibri"/>
+          <w:b/>
+          <w:color w:val="2B2B2B"/>
+          <w:sz w:val="22"/>
+        </w:rPr>
+        <w:t>comunidad de práctica</w:t>
+      </w:r>
+      <w:r>
+        <w:rPr>
+          <w:rFonts w:ascii="Calibri" w:hAnsi="Calibri"/>
+          <w:b w:val="0"/>
+          <w:color w:val="2B2B2B"/>
+          <w:sz w:val="22"/>
+        </w:rPr>
+        <w:t xml:space="preserve"> y qué aporta la </w:t>
+      </w:r>
+      <w:r>
+        <w:rPr>
+          <w:rFonts w:ascii="Calibri" w:hAnsi="Calibri"/>
+          <w:b/>
+          <w:color w:val="2B2B2B"/>
+          <w:sz w:val="22"/>
+        </w:rPr>
+        <w:t>co-creación</w:t>
+      </w:r>
+      <w:r>
+        <w:rPr>
+          <w:rFonts w:ascii="Calibri" w:hAnsi="Calibri"/>
+          <w:b w:val="0"/>
+          <w:color w:val="2B2B2B"/>
+          <w:sz w:val="22"/>
+        </w:rPr>
+        <w:t xml:space="preserve"> a un proyecto como el tuyo.</w:t>
+      </w:r>
+    </w:p>
+    <w:p>
+      <w:pPr>
+        <w:pStyle w:val="ListBullet"/>
+      </w:pPr>
+      <w:r>
+        <w:rPr>
+          <w:rFonts w:ascii="Calibri" w:hAnsi="Calibri"/>
+          <w:b/>
+          <w:color w:val="2B2B2B"/>
+          <w:sz w:val="22"/>
+        </w:rPr>
+        <w:t>Sesión 07 — Experiencia creativa · análisis de datos:</w:t>
+      </w:r>
+      <w:r>
+        <w:rPr>
+          <w:rFonts w:ascii="Calibri" w:hAnsi="Calibri"/>
+          <w:b w:val="0"/>
+          <w:color w:val="2B2B2B"/>
+          <w:sz w:val="22"/>
+        </w:rPr>
+        <w:t xml:space="preserve"> Distingue </w:t>
+      </w:r>
+      <w:r>
+        <w:rPr>
+          <w:rFonts w:ascii="Calibri" w:hAnsi="Calibri"/>
+          <w:b/>
+          <w:color w:val="2B2B2B"/>
+          <w:sz w:val="22"/>
+        </w:rPr>
+        <w:t>dato</w:t>
+      </w:r>
+      <w:r>
+        <w:rPr>
+          <w:rFonts w:ascii="Calibri" w:hAnsi="Calibri"/>
+          <w:b w:val="0"/>
+          <w:color w:val="2B2B2B"/>
+          <w:sz w:val="22"/>
+        </w:rPr>
+        <w:t xml:space="preserve">, </w:t>
+      </w:r>
+      <w:r>
+        <w:rPr>
+          <w:rFonts w:ascii="Calibri" w:hAnsi="Calibri"/>
+          <w:b/>
+          <w:color w:val="2B2B2B"/>
+          <w:sz w:val="22"/>
+        </w:rPr>
+        <w:t>hallazgo</w:t>
+      </w:r>
+      <w:r>
+        <w:rPr>
+          <w:rFonts w:ascii="Calibri" w:hAnsi="Calibri"/>
+          <w:b w:val="0"/>
+          <w:color w:val="2B2B2B"/>
+          <w:sz w:val="22"/>
+        </w:rPr>
+        <w:t xml:space="preserve"> e </w:t>
+      </w:r>
+      <w:r>
+        <w:rPr>
+          <w:rFonts w:ascii="Calibri" w:hAnsi="Calibri"/>
+          <w:b/>
+          <w:color w:val="2B2B2B"/>
+          <w:sz w:val="22"/>
+        </w:rPr>
+        <w:t>interpretación</w:t>
+      </w:r>
+      <w:r>
+        <w:rPr>
+          <w:rFonts w:ascii="Calibri" w:hAnsi="Calibri"/>
+          <w:b w:val="0"/>
+          <w:color w:val="2B2B2B"/>
+          <w:sz w:val="22"/>
+        </w:rPr>
+        <w:t xml:space="preserve"> al analizar tu experiencia creativa.</w:t>
+      </w:r>
+    </w:p>
+    <w:p>
+      <w:pPr>
+        <w:pStyle w:val="ListBullet"/>
+      </w:pPr>
+      <w:r>
+        <w:rPr>
+          <w:rFonts w:ascii="Calibri" w:hAnsi="Calibri"/>
+          <w:b/>
+          <w:color w:val="2B2B2B"/>
+          <w:sz w:val="22"/>
+        </w:rPr>
+        <w:t>Sesión 08 — Fase III de referentes · cierre del marco teórico:</w:t>
+      </w:r>
+      <w:r>
+        <w:rPr>
+          <w:rFonts w:ascii="Calibri" w:hAnsi="Calibri"/>
+          <w:b w:val="0"/>
+          <w:color w:val="2B2B2B"/>
+          <w:sz w:val="22"/>
+        </w:rPr>
+        <w:t xml:space="preserve"> Aprende a cerrar el </w:t>
+      </w:r>
+      <w:r>
+        <w:rPr>
+          <w:rFonts w:ascii="Calibri" w:hAnsi="Calibri"/>
+          <w:b/>
+          <w:color w:val="2B2B2B"/>
+          <w:sz w:val="22"/>
+        </w:rPr>
+        <w:t>marco teórico</w:t>
+      </w:r>
+      <w:r>
+        <w:rPr>
+          <w:rFonts w:ascii="Calibri" w:hAnsi="Calibri"/>
+          <w:b w:val="0"/>
+          <w:color w:val="2B2B2B"/>
+          <w:sz w:val="22"/>
+        </w:rPr>
+        <w:t xml:space="preserve"> (Fase III de referentes): una revisión literaria articulada, no una lista de autores.</w:t>
+      </w:r>
+    </w:p>
+    <w:p>
+      <w:pPr>
+        <w:pStyle w:val="ListBullet"/>
+      </w:pPr>
+      <w:r>
+        <w:rPr>
+          <w:rFonts w:ascii="Calibri" w:hAnsi="Calibri"/>
+          <w:b/>
+          <w:color w:val="2B2B2B"/>
+          <w:sz w:val="22"/>
+        </w:rPr>
+        <w:t>Sesión 09 — Resultados, discusión y relación con referentes:</w:t>
+      </w:r>
+      <w:r>
+        <w:rPr>
+          <w:rFonts w:ascii="Calibri" w:hAnsi="Calibri"/>
+          <w:b w:val="0"/>
+          <w:color w:val="2B2B2B"/>
+          <w:sz w:val="22"/>
+        </w:rPr>
+        <w:t xml:space="preserve"> Aprende a contrastar tus </w:t>
+      </w:r>
+      <w:r>
+        <w:rPr>
+          <w:rFonts w:ascii="Calibri" w:hAnsi="Calibri"/>
+          <w:b/>
+          <w:color w:val="2B2B2B"/>
+          <w:sz w:val="22"/>
+        </w:rPr>
+        <w:t>resultados</w:t>
+      </w:r>
+      <w:r>
+        <w:rPr>
+          <w:rFonts w:ascii="Calibri" w:hAnsi="Calibri"/>
+          <w:b w:val="0"/>
+          <w:color w:val="2B2B2B"/>
+          <w:sz w:val="22"/>
+        </w:rPr>
+        <w:t xml:space="preserve"> con la literatura: eso es la </w:t>
+      </w:r>
+      <w:r>
+        <w:rPr>
+          <w:rFonts w:ascii="Calibri" w:hAnsi="Calibri"/>
+          <w:b/>
+          <w:color w:val="2B2B2B"/>
+          <w:sz w:val="22"/>
+        </w:rPr>
+        <w:t>discusión</w:t>
+      </w:r>
+      <w:r>
+        <w:rPr>
+          <w:rFonts w:ascii="Calibri" w:hAnsi="Calibri"/>
+          <w:b w:val="0"/>
+          <w:color w:val="2B2B2B"/>
+          <w:sz w:val="22"/>
+        </w:rPr>
+        <w:t>, no un resumen de lo que hiciste.</w:t>
       </w:r>
     </w:p>
     <w:p>
@@ -1722,7 +2154,7 @@
           <w:color w:val="2B2B2B"/>
           <w:sz w:val="22"/>
         </w:rPr>
-        <w:t>: varios ítems se responden mejor con tu caso a la vista.</w:t>
+        <w:t>: varios ítems se responden mejor con tu documento a la vista.</w:t>
       </w:r>
     </w:p>
     <w:p>
@@ -2848,7 +3280,7 @@
                 <w:color w:val="2B2B2B"/>
                 <w:sz w:val="20"/>
               </w:rPr>
-              <w:t>15/11/2026 / 22/11/2026</w:t>
+              <w:t>10/11/2026 / 17/11/2026</w:t>
             </w:r>
           </w:p>
         </w:tc>
@@ -2945,7 +3377,7 @@
                 <w:color w:val="2B2B2B"/>
                 <w:sz w:val="20"/>
               </w:rPr>
-              <w:t>15/11/2026 / 22/11/2026</w:t>
+              <w:t>10/11/2026 / 17/11/2026</w:t>
             </w:r>
           </w:p>
         </w:tc>
@@ -3030,7 +3462,25 @@
           <w:color w:val="2B2B2B"/>
           <w:sz w:val="22"/>
         </w:rPr>
-        <w:t xml:space="preserve">Cierra el día de la </w:t>
+        <w:t xml:space="preserve">Cierra </w:t>
+      </w:r>
+      <w:r>
+        <w:rPr>
+          <w:rFonts w:ascii="Calibri" w:hAnsi="Calibri"/>
+          <w:b/>
+          <w:color w:val="2B2B2B"/>
+          <w:sz w:val="22"/>
+        </w:rPr>
+        <w:t>el día</w:t>
+      </w:r>
+      <w:r>
+        <w:rPr>
+          <w:rFonts w:ascii="Calibri" w:hAnsi="Calibri"/>
+          <w:b w:val="0"/>
+          <w:color w:val="2B2B2B"/>
+          <w:sz w:val="22"/>
+        </w:rPr>
+        <w:t xml:space="preserve"> de la </w:t>
       </w:r>
       <w:r>
         <w:rPr>
@@ -3048,7 +3498,61 @@
           <w:color w:val="2B2B2B"/>
           <w:sz w:val="22"/>
         </w:rPr>
-        <w:t xml:space="preserve"> (resumen, palabras clave UNESCO, conclusiones y referencias): cierra el corte 2.</w:t>
+        <w:t xml:space="preserve"> (Resumen, palabras clave UNESCO, conclusiones y referencias), que por eso </w:t>
+      </w:r>
+      <w:r>
+        <w:rPr>
+          <w:rFonts w:ascii="Calibri" w:hAnsi="Calibri"/>
+          <w:b/>
+          <w:color w:val="2B2B2B"/>
+          <w:sz w:val="22"/>
+        </w:rPr>
+        <w:t>no</w:t>
+      </w:r>
+      <w:r>
+        <w:rPr>
+          <w:rFonts w:ascii="Calibri" w:hAnsi="Calibri"/>
+          <w:b w:val="0"/>
+          <w:color w:val="2B2B2B"/>
+          <w:sz w:val="22"/>
+        </w:rPr>
+        <w:t xml:space="preserve"> entra: cubre de la </w:t>
+      </w:r>
+      <w:r>
+        <w:rPr>
+          <w:rFonts w:ascii="Calibri" w:hAnsi="Calibri"/>
+          <w:b/>
+          <w:color w:val="2B2B2B"/>
+          <w:sz w:val="22"/>
+        </w:rPr>
+        <w:t>Sesión 02</w:t>
+      </w:r>
+      <w:r>
+        <w:rPr>
+          <w:rFonts w:ascii="Calibri" w:hAnsi="Calibri"/>
+          <w:b w:val="0"/>
+          <w:color w:val="2B2B2B"/>
+          <w:sz w:val="22"/>
+        </w:rPr>
+        <w:t xml:space="preserve"> (Formulación de pregunta, objetivos y título) a la </w:t>
+      </w:r>
+      <w:r>
+        <w:rPr>
+          <w:rFonts w:ascii="Calibri" w:hAnsi="Calibri"/>
+          <w:b/>
+          <w:color w:val="2B2B2B"/>
+          <w:sz w:val="22"/>
+        </w:rPr>
+        <w:t>Sesión 09</w:t>
+      </w:r>
+      <w:r>
+        <w:rPr>
+          <w:rFonts w:ascii="Calibri" w:hAnsi="Calibri"/>
+          <w:b w:val="0"/>
+          <w:color w:val="2B2B2B"/>
+          <w:sz w:val="22"/>
+        </w:rPr>
+        <w:t xml:space="preserve"> (Resultados, discusión y relación con referentes). Cierra el corte 2.</w:t>
       </w:r>
     </w:p>
     <w:p>

--- a/Pregrado/Trabajo de grado 3/Clases/Recursos/ACAs/Parcial 2 (21%) - guia del cuestionario.docx
+++ b/Pregrado/Trabajo de grado 3/Clases/Recursos/ACAs/Parcial 2 (21%) - guia del cuestionario.docx
@@ -3096,7 +3096,7 @@
                 <w:color w:val="2B2B2B"/>
                 <w:sz w:val="20"/>
               </w:rPr>
-              <w:t>07/11/2026 / 14/11/2026</w:t>
+              <w:t>07/11/2026</w:t>
             </w:r>
           </w:p>
         </w:tc>
@@ -3280,7 +3280,7 @@
                 <w:color w:val="2B2B2B"/>
                 <w:sz w:val="20"/>
               </w:rPr>
-              <w:t>10/11/2026 / 17/11/2026</w:t>
+              <w:t>10/11/2026</w:t>
             </w:r>
           </w:p>
         </w:tc>
@@ -3377,7 +3377,7 @@
                 <w:color w:val="2B2B2B"/>
                 <w:sz w:val="20"/>
               </w:rPr>
-              <w:t>10/11/2026 / 17/11/2026</w:t>
+              <w:t>10/11/2026</w:t>
             </w:r>
           </w:p>
         </w:tc>

--- a/Pregrado/Trabajo de grado 3/Clases/Recursos/ACAs/Parcial 2 (21%) - guia del cuestionario.docx
+++ b/Pregrado/Trabajo de grado 3/Clases/Recursos/ACAs/Parcial 2 (21%) - guia del cuestionario.docx
@@ -344,7 +344,7 @@
           <w:color w:val="2B2B2B"/>
           <w:sz w:val="22"/>
         </w:rPr>
-        <w:t xml:space="preserve"> Corte 1 30% = Quiz 1 6% + Parcial 1 24% · Corte 2 30% = Quiz 2 9% + Parcial 2 21% · Corte 3 40% = ACA Final 32% + Quiz 3 4% + Autoevaluación 2% + Coevaluación 2%. El artículo se entrega como </w:t>
+        <w:t xml:space="preserve"> Corte 1 30% = Quiz 1 6% + Parcial 1 24% · Corte 2 30% = Quiz 2 9% + Parcial 2 21% · Corte 3 40% = ACA Final 32% + Quiz 3 4% + Autoevaluación 2% + Coevaluación 2%. El documento de grado se entrega como </w:t>
       </w:r>
       <w:r>
         <w:rPr>
@@ -380,7 +380,7 @@
           <w:color w:val="2B2B2B"/>
           <w:sz w:val="22"/>
         </w:rPr>
-        <w:t xml:space="preserve"> en el aula. Artículo ≥ 50 referencias y ≥ 4.000 palabras. Cierre: póster, antiplagio, repositorio.</w:t>
+        <w:t xml:space="preserve"> en el aula. Documento ≥ 50 referencias y ≥ 4.000 palabras. Cierre: póster, antiplagio, repositorio.</w:t>
       </w:r>
     </w:p>
     <w:p>
@@ -858,7 +858,7 @@
           <w:color w:val="2B2B2B"/>
           <w:sz w:val="22"/>
         </w:rPr>
-        <w:t xml:space="preserve"> (25/08/2026) — Estructura del artículo · taller de introducción</w:t>
+        <w:t xml:space="preserve"> (25/08/2026) — Estructura del documento · taller de introducción</w:t>
       </w:r>
     </w:p>
     <w:p>
@@ -1777,7 +1777,7 @@
           <w:color w:val="2B2B2B"/>
           <w:sz w:val="22"/>
         </w:rPr>
-        <w:t>Sesión 03 — Estructura del artículo · taller de introducción:</w:t>
+        <w:t>Sesión 03 — Estructura del documento · taller de introducción:</w:t>
       </w:r>
       <w:r>
         <w:rPr>
@@ -1795,7 +1795,7 @@
           <w:color w:val="2B2B2B"/>
           <w:sz w:val="22"/>
         </w:rPr>
-        <w:t>estructura del artículo</w:t>
+        <w:t>estructura del documento</w:t>
       </w:r>
       <w:r>
         <w:rPr>
@@ -1804,7 +1804,7 @@
           <w:color w:val="2B2B2B"/>
           <w:sz w:val="22"/>
         </w:rPr>
-        <w:t xml:space="preserve"> y qué va en la introducción: contexto, problema, pregunta y objetivos.</w:t>
+        <w:t xml:space="preserve"> —la misma para cualquier modalidad de grado— y qué va en la introducción: contexto, problema, pregunta y objetivos.</w:t>
       </w:r>
     </w:p>
     <w:p>
@@ -2145,7 +2145,7 @@
           <w:color w:val="2B2B2B"/>
           <w:sz w:val="22"/>
         </w:rPr>
-        <w:t>sobre tu propio artículo</w:t>
+        <w:t>sobre tu propio trabajo de grado</w:t>
       </w:r>
       <w:r>
         <w:rPr>
